--- a/docx/HPEProLiantWindowsServerISOAutomationDocumentationIndex.docx
+++ b/docx/HPEProLiantWindowsServerISOAutomationDocumentationIndex.docx
@@ -2,7 +2,7 @@
 <file path=word/document.xml><?xml version="1.0" encoding="utf-8"?>
 <w:document xmlns:w="http://schemas.openxmlformats.org/wordprocessingml/2006/main" xmlns:m="http://schemas.openxmlformats.org/officeDocument/2006/math" xmlns:r="http://schemas.openxmlformats.org/officeDocument/2006/relationships" xmlns:o="urn:schemas-microsoft-com:office:office" xmlns:v="urn:schemas-microsoft-com:vml" xmlns:w10="urn:schemas-microsoft-com:office:word" xmlns:a="http://schemas.openxmlformats.org/drawingml/2006/main" xmlns:pic="http://schemas.openxmlformats.org/drawingml/2006/picture" xmlns:wp="http://schemas.openxmlformats.org/drawingml/2006/wordprocessingDrawing">
   <w:body>
-    <w:bookmarkStart w:id="42" w:name="sec1"/>
+    <w:bookmarkStart w:id="41" w:name="sec1"/>
     <w:p>
       <w:pPr>
         <w:pStyle w:val="Heading1"/>
@@ -447,7 +447,7 @@
       </w:r>
     </w:p>
     <w:bookmarkEnd w:id="15"/>
-    <w:bookmarkStart w:id="40" w:name="sec5"/>
+    <w:bookmarkStart w:id="39" w:name="sec5"/>
     <w:p>
       <w:pPr>
         <w:pStyle w:val="Heading2"/>
@@ -726,7 +726,7 @@
       </w:tr>
     </w:tbl>
     <w:bookmarkEnd w:id="21"/>
-    <w:bookmarkStart w:id="25" w:name="sec7"/>
+    <w:bookmarkStart w:id="24" w:name="sec7"/>
     <w:p>
       <w:pPr>
         <w:pStyle w:val="Heading3"/>
@@ -856,7 +856,7 @@
             <w:pPr>
               <w:pStyle w:val="Compact"/>
             </w:pPr>
-            <w:hyperlink r:id="rId24">
+            <w:hyperlink r:id="rId23">
               <w:r>
                 <w:rPr>
                   <w:rStyle w:val="Hyperlink"/>
@@ -937,8 +937,8 @@
         </w:tc>
       </w:tr>
     </w:tbl>
-    <w:bookmarkEnd w:id="25"/>
-    <w:bookmarkStart w:id="29" w:name="sec8"/>
+    <w:bookmarkEnd w:id="24"/>
+    <w:bookmarkStart w:id="28" w:name="sec8"/>
     <w:p>
       <w:pPr>
         <w:pStyle w:val="Heading3"/>
@@ -1000,7 +1000,7 @@
             <w:pPr>
               <w:pStyle w:val="Compact"/>
             </w:pPr>
-            <w:hyperlink r:id="rId26">
+            <w:hyperlink r:id="rId25">
               <w:r>
                 <w:rPr>
                   <w:rStyle w:val="Hyperlink"/>
@@ -1029,7 +1029,7 @@
             <w:pPr>
               <w:pStyle w:val="Compact"/>
             </w:pPr>
-            <w:hyperlink r:id="rId27">
+            <w:hyperlink r:id="rId26">
               <w:r>
                 <w:rPr>
                   <w:rStyle w:val="Hyperlink"/>
@@ -1058,7 +1058,7 @@
             <w:pPr>
               <w:pStyle w:val="Compact"/>
             </w:pPr>
-            <w:hyperlink r:id="rId28">
+            <w:hyperlink r:id="rId27">
               <w:r>
                 <w:rPr>
                   <w:rStyle w:val="Hyperlink"/>
@@ -1081,8 +1081,8 @@
         </w:tc>
       </w:tr>
     </w:tbl>
-    <w:bookmarkEnd w:id="29"/>
-    <w:bookmarkStart w:id="36" w:name="sec9"/>
+    <w:bookmarkEnd w:id="28"/>
+    <w:bookmarkStart w:id="35" w:name="sec9"/>
     <w:p>
       <w:pPr>
         <w:pStyle w:val="Heading3"/>
@@ -1144,7 +1144,7 @@
             <w:pPr>
               <w:pStyle w:val="Compact"/>
             </w:pPr>
-            <w:hyperlink r:id="rId30">
+            <w:hyperlink r:id="rId29">
               <w:r>
                 <w:rPr>
                   <w:rStyle w:val="Hyperlink"/>
@@ -1173,7 +1173,7 @@
             <w:pPr>
               <w:pStyle w:val="Compact"/>
             </w:pPr>
-            <w:hyperlink r:id="rId31">
+            <w:hyperlink r:id="rId30">
               <w:r>
                 <w:rPr>
                   <w:rStyle w:val="Hyperlink"/>
@@ -1202,7 +1202,7 @@
             <w:pPr>
               <w:pStyle w:val="Compact"/>
             </w:pPr>
-            <w:hyperlink r:id="rId32">
+            <w:hyperlink r:id="rId31">
               <w:r>
                 <w:rPr>
                   <w:rStyle w:val="Hyperlink"/>
@@ -1231,7 +1231,7 @@
             <w:pPr>
               <w:pStyle w:val="Compact"/>
             </w:pPr>
-            <w:hyperlink r:id="rId33">
+            <w:hyperlink r:id="rId32">
               <w:r>
                 <w:rPr>
                   <w:rStyle w:val="Hyperlink"/>
@@ -1260,7 +1260,7 @@
             <w:pPr>
               <w:pStyle w:val="Compact"/>
             </w:pPr>
-            <w:hyperlink r:id="rId34">
+            <w:hyperlink r:id="rId33">
               <w:r>
                 <w:rPr>
                   <w:rStyle w:val="Hyperlink"/>
@@ -1289,7 +1289,7 @@
             <w:pPr>
               <w:pStyle w:val="Compact"/>
             </w:pPr>
-            <w:hyperlink r:id="rId35">
+            <w:hyperlink r:id="rId34">
               <w:r>
                 <w:rPr>
                   <w:rStyle w:val="Hyperlink"/>
@@ -1312,8 +1312,8 @@
         </w:tc>
       </w:tr>
     </w:tbl>
-    <w:bookmarkEnd w:id="36"/>
-    <w:bookmarkStart w:id="39" w:name="sec10"/>
+    <w:bookmarkEnd w:id="35"/>
+    <w:bookmarkStart w:id="38" w:name="sec10"/>
     <w:p>
       <w:pPr>
         <w:pStyle w:val="Heading3"/>
@@ -1375,7 +1375,7 @@
             <w:pPr>
               <w:pStyle w:val="Compact"/>
             </w:pPr>
-            <w:hyperlink r:id="rId37">
+            <w:hyperlink r:id="rId36">
               <w:r>
                 <w:rPr>
                   <w:rStyle w:val="Hyperlink"/>
@@ -1404,7 +1404,7 @@
             <w:pPr>
               <w:pStyle w:val="Compact"/>
             </w:pPr>
-            <w:hyperlink r:id="rId38">
+            <w:hyperlink r:id="rId37">
               <w:r>
                 <w:rPr>
                   <w:rStyle w:val="Hyperlink"/>
@@ -1434,9 +1434,9 @@
         </w:pict>
       </w:r>
     </w:p>
+    <w:bookmarkEnd w:id="38"/>
     <w:bookmarkEnd w:id="39"/>
-    <w:bookmarkEnd w:id="40"/>
-    <w:bookmarkStart w:id="41" w:name="sec11"/>
+    <w:bookmarkStart w:id="40" w:name="sec11"/>
     <w:p>
       <w:pPr>
         <w:pStyle w:val="Heading2"/>
@@ -1541,8 +1541,8 @@
         <w:t xml:space="preserve">PR description must link to any documentation changes</w:t>
       </w:r>
     </w:p>
+    <w:bookmarkEnd w:id="40"/>
     <w:bookmarkEnd w:id="41"/>
-    <w:bookmarkEnd w:id="42"/>
     <w:sectPr>
       <w:pgSz w:w="16838" w:h="11906" w:orient="landscape"/>
       <w:footnotePr>
